--- a/ГД_№4_ЖильцоваСО_ИКБО31-24.docx
+++ b/ГД_№4_ЖильцоваСО_ИКБО31-24.docx
@@ -605,7 +605,7 @@
         </w:rPr>
         <w:drawing>
           <wp:inline distT="0" distB="0" distL="0" distR="0">
-            <wp:extent cx="3810000" cy="3112745"/>
+            <wp:extent cx="3571875" cy="2918198"/>
             <wp:effectExtent l="0" t="0" r="0" b="0"/>
             <wp:docPr id="1" name="Рисунок 1"/>
             <wp:cNvGraphicFramePr>
@@ -636,7 +636,7 @@
                   <pic:spPr bwMode="auto">
                     <a:xfrm>
                       <a:off x="0" y="0"/>
-                      <a:ext cx="3810000" cy="3112745"/>
+                      <a:ext cx="3571875" cy="2918198"/>
                     </a:xfrm>
                     <a:prstGeom prst="rect">
                       <a:avLst/>
@@ -699,7 +699,29 @@
           <w:szCs w:val="28"/>
           <w:lang w:val="en-US" w:eastAsia="ru-RU"/>
         </w:rPr>
-        <w:t>Gameplay loop</w:t>
+        <w:t>Gameplay</w:t>
+      </w:r>
+      <w:r>
+        <w:rPr>
+          <w:rFonts w:ascii="Times New Roman" w:eastAsia="Times New Roman" w:hAnsi="Times New Roman" w:cs="Times New Roman"/>
+          <w:b/>
+          <w:bCs/>
+          <w:sz w:val="28"/>
+          <w:szCs w:val="28"/>
+          <w:lang w:eastAsia="ru-RU"/>
+        </w:rPr>
+        <w:t xml:space="preserve"> </w:t>
+      </w:r>
+      <w:r>
+        <w:rPr>
+          <w:rFonts w:ascii="Times New Roman" w:eastAsia="Times New Roman" w:hAnsi="Times New Roman" w:cs="Times New Roman"/>
+          <w:b/>
+          <w:bCs/>
+          <w:sz w:val="28"/>
+          <w:szCs w:val="28"/>
+          <w:lang w:val="en-US" w:eastAsia="ru-RU"/>
+        </w:rPr>
+        <w:t>loop</w:t>
       </w:r>
     </w:p>
     <w:p>
@@ -713,15 +735,13 @@
       </w:pPr>
       <w:r>
         <w:rPr>
-          <w:noProof/>
-          <w:sz w:val="28"/>
-          <w:szCs w:val="28"/>
-          <w:lang w:eastAsia="ru-RU"/>
+          <w:sz w:val="28"/>
+          <w:szCs w:val="28"/>
         </w:rPr>
         <w:drawing>
-          <wp:inline distT="0" distB="0" distL="0" distR="0">
-            <wp:extent cx="2977451" cy="4114800"/>
-            <wp:effectExtent l="0" t="0" r="0" b="0"/>
+          <wp:inline distT="0" distB="0" distL="0" distR="0" wp14:anchorId="17462E3F" wp14:editId="252BE0D6">
+            <wp:extent cx="4877481" cy="3743847"/>
+            <wp:effectExtent l="0" t="0" r="0" b="9525"/>
             <wp:docPr id="2" name="Рисунок 2"/>
             <wp:cNvGraphicFramePr>
               <a:graphicFrameLocks xmlns:a="http://schemas.openxmlformats.org/drawingml/2006/main" noChangeAspect="1"/>
@@ -730,36 +750,23 @@
               <a:graphicData uri="http://schemas.openxmlformats.org/drawingml/2006/picture">
                 <pic:pic xmlns:pic="http://schemas.openxmlformats.org/drawingml/2006/picture">
                   <pic:nvPicPr>
-                    <pic:cNvPr id="0" name="Picture 2"/>
-                    <pic:cNvPicPr>
-                      <a:picLocks noChangeAspect="1" noChangeArrowheads="1"/>
-                    </pic:cNvPicPr>
+                    <pic:cNvPr id="0" name=""/>
+                    <pic:cNvPicPr/>
                   </pic:nvPicPr>
                   <pic:blipFill>
-                    <a:blip r:embed="rId7">
-                      <a:extLst>
-                        <a:ext uri="{28A0092B-C50C-407E-A947-70E740481C1C}">
-                          <a14:useLocalDpi xmlns:a14="http://schemas.microsoft.com/office/drawing/2010/main" val="0"/>
-                        </a:ext>
-                      </a:extLst>
-                    </a:blip>
-                    <a:srcRect/>
+                    <a:blip r:embed="rId7"/>
                     <a:stretch>
                       <a:fillRect/>
                     </a:stretch>
                   </pic:blipFill>
-                  <pic:spPr bwMode="auto">
+                  <pic:spPr>
                     <a:xfrm>
                       <a:off x="0" y="0"/>
-                      <a:ext cx="2977451" cy="4114800"/>
+                      <a:ext cx="4877481" cy="3743847"/>
                     </a:xfrm>
                     <a:prstGeom prst="rect">
                       <a:avLst/>
                     </a:prstGeom>
-                    <a:noFill/>
-                    <a:ln>
-                      <a:noFill/>
-                    </a:ln>
                   </pic:spPr>
                 </pic:pic>
               </a:graphicData>
@@ -835,42 +842,52 @@
           <w:szCs w:val="28"/>
           <w:lang w:val="en-US" w:eastAsia="ru-RU"/>
         </w:rPr>
-        <w:t>Gameplay loop</w:t>
-      </w:r>
-    </w:p>
-    <w:p>
-      <w:pPr>
-        <w:spacing w:after="0" w:line="360" w:lineRule="auto"/>
-        <w:ind w:firstLine="709"/>
-        <w:jc w:val="both"/>
-        <w:rPr>
-          <w:sz w:val="28"/>
-          <w:szCs w:val="28"/>
-        </w:rPr>
-      </w:pPr>
-    </w:p>
-    <w:p>
-      <w:pPr>
-        <w:spacing w:after="0" w:line="360" w:lineRule="auto"/>
-        <w:ind w:firstLine="709"/>
-        <w:jc w:val="both"/>
-        <w:rPr>
-          <w:sz w:val="28"/>
-          <w:szCs w:val="28"/>
-        </w:rPr>
-      </w:pPr>
-      <w:r>
-        <w:rPr>
-          <w:noProof/>
-          <w:sz w:val="28"/>
-          <w:szCs w:val="28"/>
-          <w:lang w:eastAsia="ru-RU"/>
+        <w:t>Gameplay</w:t>
+      </w:r>
+      <w:r>
+        <w:rPr>
+          <w:rFonts w:ascii="Times New Roman" w:eastAsia="Times New Roman" w:hAnsi="Times New Roman" w:cs="Times New Roman"/>
+          <w:b/>
+          <w:bCs/>
+          <w:sz w:val="28"/>
+          <w:szCs w:val="28"/>
+          <w:lang w:eastAsia="ru-RU"/>
+        </w:rPr>
+        <w:t xml:space="preserve"> </w:t>
+      </w:r>
+      <w:r>
+        <w:rPr>
+          <w:rFonts w:ascii="Times New Roman" w:eastAsia="Times New Roman" w:hAnsi="Times New Roman" w:cs="Times New Roman"/>
+          <w:b/>
+          <w:bCs/>
+          <w:sz w:val="28"/>
+          <w:szCs w:val="28"/>
+          <w:lang w:val="en-US" w:eastAsia="ru-RU"/>
+        </w:rPr>
+        <w:t>loop</w:t>
+      </w:r>
+    </w:p>
+    <w:p>
+      <w:pPr>
+        <w:spacing w:after="0" w:line="360" w:lineRule="auto"/>
+        <w:jc w:val="center"/>
+        <w:rPr>
+          <w:b/>
+          <w:sz w:val="28"/>
+          <w:szCs w:val="28"/>
+        </w:rPr>
+      </w:pPr>
+      <w:r>
+        <w:rPr>
+          <w:b/>
+          <w:sz w:val="28"/>
+          <w:szCs w:val="28"/>
         </w:rPr>
         <w:drawing>
-          <wp:inline distT="0" distB="0" distL="0" distR="0">
-            <wp:extent cx="4838700" cy="3621271"/>
-            <wp:effectExtent l="0" t="0" r="0" b="0"/>
-            <wp:docPr id="3" name="Рисунок 3"/>
+          <wp:inline distT="0" distB="0" distL="0" distR="0" wp14:anchorId="26BB30C3" wp14:editId="7F1B5694">
+            <wp:extent cx="5940425" cy="4652894"/>
+            <wp:effectExtent l="0" t="0" r="3175" b="0"/>
+            <wp:docPr id="7" name="Рисунок 7"/>
             <wp:cNvGraphicFramePr>
               <a:graphicFrameLocks xmlns:a="http://schemas.openxmlformats.org/drawingml/2006/main" noChangeAspect="1"/>
             </wp:cNvGraphicFramePr>
@@ -878,36 +895,23 @@
               <a:graphicData uri="http://schemas.openxmlformats.org/drawingml/2006/picture">
                 <pic:pic xmlns:pic="http://schemas.openxmlformats.org/drawingml/2006/picture">
                   <pic:nvPicPr>
-                    <pic:cNvPr id="0" name="Picture 3"/>
-                    <pic:cNvPicPr>
-                      <a:picLocks noChangeAspect="1" noChangeArrowheads="1"/>
-                    </pic:cNvPicPr>
+                    <pic:cNvPr id="0" name=""/>
+                    <pic:cNvPicPr/>
                   </pic:nvPicPr>
                   <pic:blipFill>
-                    <a:blip r:embed="rId8">
-                      <a:extLst>
-                        <a:ext uri="{28A0092B-C50C-407E-A947-70E740481C1C}">
-                          <a14:useLocalDpi xmlns:a14="http://schemas.microsoft.com/office/drawing/2010/main" val="0"/>
-                        </a:ext>
-                      </a:extLst>
-                    </a:blip>
-                    <a:srcRect/>
+                    <a:blip r:embed="rId8"/>
                     <a:stretch>
                       <a:fillRect/>
                     </a:stretch>
                   </pic:blipFill>
-                  <pic:spPr bwMode="auto">
+                  <pic:spPr>
                     <a:xfrm>
                       <a:off x="0" y="0"/>
-                      <a:ext cx="4838700" cy="3621271"/>
+                      <a:ext cx="5940425" cy="4652894"/>
                     </a:xfrm>
                     <a:prstGeom prst="rect">
                       <a:avLst/>
                     </a:prstGeom>
-                    <a:noFill/>
-                    <a:ln>
-                      <a:noFill/>
-                    </a:ln>
                   </pic:spPr>
                 </pic:pic>
               </a:graphicData>
@@ -922,17 +926,6 @@
         <w:ind w:firstLine="709"/>
         <w:jc w:val="both"/>
         <w:rPr>
-          <w:sz w:val="28"/>
-          <w:szCs w:val="28"/>
-        </w:rPr>
-      </w:pPr>
-    </w:p>
-    <w:p>
-      <w:pPr>
-        <w:spacing w:after="0" w:line="360" w:lineRule="auto"/>
-        <w:ind w:firstLine="709"/>
-        <w:jc w:val="both"/>
-        <w:rPr>
           <w:rFonts w:ascii="Times New Roman" w:eastAsia="Times New Roman" w:hAnsi="Times New Roman" w:cs="Times New Roman"/>
           <w:b/>
           <w:bCs/>
@@ -964,17 +957,43 @@
         </w:rPr>
         <w:t xml:space="preserve"> </w:t>
       </w:r>
-      <w:r>
-        <w:rPr>
-          <w:rFonts w:ascii="Times New Roman" w:eastAsia="Times New Roman" w:hAnsi="Times New Roman" w:cs="Times New Roman"/>
-          <w:b/>
-          <w:bCs/>
-          <w:sz w:val="28"/>
-          <w:szCs w:val="28"/>
-          <w:lang w:eastAsia="ru-RU"/>
-        </w:rPr>
-        <w:t>Gameplay loop</w:t>
-      </w:r>
+      <w:proofErr w:type="spellStart"/>
+      <w:r>
+        <w:rPr>
+          <w:rFonts w:ascii="Times New Roman" w:eastAsia="Times New Roman" w:hAnsi="Times New Roman" w:cs="Times New Roman"/>
+          <w:b/>
+          <w:bCs/>
+          <w:sz w:val="28"/>
+          <w:szCs w:val="28"/>
+          <w:lang w:eastAsia="ru-RU"/>
+        </w:rPr>
+        <w:t>Gameplay</w:t>
+      </w:r>
+      <w:proofErr w:type="spellEnd"/>
+      <w:r>
+        <w:rPr>
+          <w:rFonts w:ascii="Times New Roman" w:eastAsia="Times New Roman" w:hAnsi="Times New Roman" w:cs="Times New Roman"/>
+          <w:b/>
+          <w:bCs/>
+          <w:sz w:val="28"/>
+          <w:szCs w:val="28"/>
+          <w:lang w:eastAsia="ru-RU"/>
+        </w:rPr>
+        <w:t xml:space="preserve"> </w:t>
+      </w:r>
+      <w:proofErr w:type="spellStart"/>
+      <w:r>
+        <w:rPr>
+          <w:rFonts w:ascii="Times New Roman" w:eastAsia="Times New Roman" w:hAnsi="Times New Roman" w:cs="Times New Roman"/>
+          <w:b/>
+          <w:bCs/>
+          <w:sz w:val="28"/>
+          <w:szCs w:val="28"/>
+          <w:lang w:eastAsia="ru-RU"/>
+        </w:rPr>
+        <w:t>loop</w:t>
+      </w:r>
+      <w:proofErr w:type="spellEnd"/>
     </w:p>
     <w:p>
       <w:pPr>
@@ -988,16 +1007,14 @@
       </w:pPr>
       <w:r>
         <w:rPr>
-          <w:noProof/>
-          <w:sz w:val="28"/>
-          <w:szCs w:val="28"/>
-          <w:lang w:eastAsia="ru-RU"/>
+          <w:sz w:val="28"/>
+          <w:szCs w:val="28"/>
         </w:rPr>
         <w:drawing>
-          <wp:inline distT="0" distB="0" distL="0" distR="0" wp14:anchorId="3E22C36D" wp14:editId="56AFFE7E">
-            <wp:extent cx="5453253" cy="3495675"/>
-            <wp:effectExtent l="0" t="0" r="0" b="0"/>
-            <wp:docPr id="4" name="Рисунок 4"/>
+          <wp:inline distT="0" distB="0" distL="0" distR="0" wp14:anchorId="5F7C4F95" wp14:editId="63EFA996">
+            <wp:extent cx="5906324" cy="4315427"/>
+            <wp:effectExtent l="0" t="0" r="0" b="9525"/>
+            <wp:docPr id="9" name="Рисунок 9"/>
             <wp:cNvGraphicFramePr>
               <a:graphicFrameLocks xmlns:a="http://schemas.openxmlformats.org/drawingml/2006/main" noChangeAspect="1"/>
             </wp:cNvGraphicFramePr>
@@ -1005,36 +1022,23 @@
               <a:graphicData uri="http://schemas.openxmlformats.org/drawingml/2006/picture">
                 <pic:pic xmlns:pic="http://schemas.openxmlformats.org/drawingml/2006/picture">
                   <pic:nvPicPr>
-                    <pic:cNvPr id="0" name="Picture 4"/>
-                    <pic:cNvPicPr>
-                      <a:picLocks noChangeAspect="1" noChangeArrowheads="1"/>
-                    </pic:cNvPicPr>
+                    <pic:cNvPr id="0" name=""/>
+                    <pic:cNvPicPr/>
                   </pic:nvPicPr>
                   <pic:blipFill>
-                    <a:blip r:embed="rId9">
-                      <a:extLst>
-                        <a:ext uri="{28A0092B-C50C-407E-A947-70E740481C1C}">
-                          <a14:useLocalDpi xmlns:a14="http://schemas.microsoft.com/office/drawing/2010/main" val="0"/>
-                        </a:ext>
-                      </a:extLst>
-                    </a:blip>
-                    <a:srcRect/>
+                    <a:blip r:embed="rId9"/>
                     <a:stretch>
                       <a:fillRect/>
                     </a:stretch>
                   </pic:blipFill>
-                  <pic:spPr bwMode="auto">
+                  <pic:spPr>
                     <a:xfrm>
                       <a:off x="0" y="0"/>
-                      <a:ext cx="5453253" cy="3495675"/>
+                      <a:ext cx="5906324" cy="4315427"/>
                     </a:xfrm>
                     <a:prstGeom prst="rect">
                       <a:avLst/>
                     </a:prstGeom>
-                    <a:noFill/>
-                    <a:ln>
-                      <a:noFill/>
-                    </a:ln>
                   </pic:spPr>
                 </pic:pic>
               </a:graphicData>
@@ -1057,150 +1061,21 @@
           <w:lang w:eastAsia="ru-RU"/>
         </w:rPr>
       </w:pPr>
-    </w:p>
-    <w:p>
-      <w:pPr>
-        <w:spacing w:after="0" w:line="360" w:lineRule="auto"/>
-        <w:ind w:firstLine="709"/>
-        <w:jc w:val="both"/>
-        <w:rPr>
-          <w:rFonts w:ascii="Times New Roman" w:eastAsia="Times New Roman" w:hAnsi="Times New Roman" w:cs="Times New Roman"/>
-          <w:b/>
-          <w:bCs/>
-          <w:sz w:val="28"/>
-          <w:szCs w:val="28"/>
-          <w:lang w:eastAsia="ru-RU"/>
-        </w:rPr>
-      </w:pPr>
-      <w:proofErr w:type="spellStart"/>
-      <w:r>
-        <w:rPr>
-          <w:rFonts w:ascii="Times New Roman" w:eastAsia="Times New Roman" w:hAnsi="Times New Roman" w:cs="Times New Roman"/>
-          <w:b/>
-          <w:bCs/>
-          <w:sz w:val="28"/>
-          <w:szCs w:val="28"/>
-          <w:lang w:eastAsia="ru-RU"/>
-        </w:rPr>
-        <w:t>Meta</w:t>
-      </w:r>
-      <w:proofErr w:type="spellEnd"/>
-      <w:r>
-        <w:rPr>
-          <w:rFonts w:ascii="Times New Roman" w:eastAsia="Times New Roman" w:hAnsi="Times New Roman" w:cs="Times New Roman"/>
-          <w:b/>
-          <w:bCs/>
-          <w:sz w:val="28"/>
-          <w:szCs w:val="28"/>
-          <w:lang w:eastAsia="ru-RU"/>
-        </w:rPr>
-        <w:t xml:space="preserve"> механики/геймплей</w:t>
-      </w:r>
-      <w:r>
-        <w:rPr>
-          <w:rFonts w:ascii="Times New Roman" w:eastAsia="Times New Roman" w:hAnsi="Times New Roman" w:cs="Times New Roman"/>
-          <w:b/>
-          <w:bCs/>
-          <w:sz w:val="28"/>
-          <w:szCs w:val="28"/>
-          <w:lang w:eastAsia="ru-RU"/>
-        </w:rPr>
-        <w:t xml:space="preserve"> для повышения игрового времени</w:t>
-      </w:r>
-    </w:p>
-    <w:p>
-      <w:pPr>
-        <w:pStyle w:val="a4"/>
-        <w:numPr>
-          <w:ilvl w:val="0"/>
-          <w:numId w:val="1"/>
-        </w:numPr>
-        <w:spacing w:after="0" w:line="360" w:lineRule="auto"/>
-        <w:jc w:val="both"/>
-        <w:rPr>
-          <w:bCs/>
-          <w:sz w:val="28"/>
-          <w:szCs w:val="28"/>
-        </w:rPr>
-      </w:pPr>
-      <w:r>
-        <w:rPr>
-          <w:bCs/>
-          <w:sz w:val="28"/>
-          <w:szCs w:val="28"/>
-        </w:rPr>
-        <w:t>Загадки для открытия секретных областей: более сложные для нахождения и прохождения головоломки, которые открывают секретные комнаты, содержащие дополнительную сюжетную информацию.</w:t>
-      </w:r>
-    </w:p>
-    <w:p>
-      <w:pPr>
-        <w:pStyle w:val="a4"/>
-        <w:numPr>
-          <w:ilvl w:val="0"/>
-          <w:numId w:val="1"/>
-        </w:numPr>
-        <w:spacing w:after="0" w:line="360" w:lineRule="auto"/>
-        <w:jc w:val="both"/>
-        <w:rPr>
-          <w:bCs/>
-          <w:sz w:val="28"/>
-          <w:szCs w:val="28"/>
-        </w:rPr>
-      </w:pPr>
-      <w:r>
-        <w:rPr>
-          <w:bCs/>
-          <w:sz w:val="28"/>
-          <w:szCs w:val="28"/>
-        </w:rPr>
-        <w:t>Ограничение по времени: красные пятна появляются не по скрипу, а по таймеру. Если игрок не успеет пройти локацию за определенное количество времени, то красные пятна покроют все стены и</w:t>
-      </w:r>
       <w:bookmarkStart w:id="0" w:name="_GoBack"/>
       <w:bookmarkEnd w:id="0"/>
-      <w:r>
-        <w:rPr>
-          <w:bCs/>
-          <w:sz w:val="28"/>
-          <w:szCs w:val="28"/>
-        </w:rPr>
-        <w:t xml:space="preserve"> пол, убивая игрока. Из-за этого игрок будет </w:t>
-      </w:r>
-      <w:proofErr w:type="gramStart"/>
-      <w:r>
-        <w:rPr>
-          <w:bCs/>
-          <w:sz w:val="28"/>
-          <w:szCs w:val="28"/>
-        </w:rPr>
-        <w:t>вынужден</w:t>
-      </w:r>
-      <w:proofErr w:type="gramEnd"/>
-      <w:r>
-        <w:rPr>
-          <w:bCs/>
-          <w:sz w:val="28"/>
-          <w:szCs w:val="28"/>
-        </w:rPr>
-        <w:t xml:space="preserve"> торопится, рисковать и искать оптимальный маршрут, на что может потребоваться несколько забегов. Также нахождение всех секретов и записок потребует больше времени и даже </w:t>
-      </w:r>
-      <w:proofErr w:type="spellStart"/>
-      <w:r>
-        <w:rPr>
-          <w:bCs/>
-          <w:sz w:val="28"/>
-          <w:szCs w:val="28"/>
-        </w:rPr>
-        <w:t>переигрываение</w:t>
-      </w:r>
-      <w:proofErr w:type="spellEnd"/>
-      <w:r>
-        <w:rPr>
-          <w:bCs/>
-          <w:sz w:val="28"/>
-          <w:szCs w:val="28"/>
-        </w:rPr>
-        <w:t>.</w:t>
-      </w:r>
+    </w:p>
+    <w:p>
+      <w:pPr>
+        <w:pStyle w:val="a4"/>
+        <w:spacing w:after="0" w:line="360" w:lineRule="auto"/>
+        <w:ind w:left="1429"/>
+        <w:jc w:val="both"/>
+        <w:rPr>
+          <w:bCs/>
+          <w:sz w:val="28"/>
+          <w:szCs w:val="28"/>
+        </w:rPr>
+      </w:pPr>
     </w:p>
     <w:sectPr>
       <w:pgSz w:w="11906" w:h="16838"/>

--- a/ГД_№4_ЖильцоваСО_ИКБО31-24.docx
+++ b/ГД_№4_ЖильцоваСО_ИКБО31-24.docx
@@ -739,10 +739,10 @@
           <w:szCs w:val="28"/>
         </w:rPr>
         <w:drawing>
-          <wp:inline distT="0" distB="0" distL="0" distR="0" wp14:anchorId="17462E3F" wp14:editId="252BE0D6">
-            <wp:extent cx="4877481" cy="3743847"/>
-            <wp:effectExtent l="0" t="0" r="0" b="9525"/>
-            <wp:docPr id="2" name="Рисунок 2"/>
+          <wp:inline distT="0" distB="0" distL="0" distR="0" wp14:anchorId="4F386ACA" wp14:editId="4265B740">
+            <wp:extent cx="5487166" cy="4363059"/>
+            <wp:effectExtent l="0" t="0" r="0" b="0"/>
+            <wp:docPr id="3" name="Рисунок 3"/>
             <wp:cNvGraphicFramePr>
               <a:graphicFrameLocks xmlns:a="http://schemas.openxmlformats.org/drawingml/2006/main" noChangeAspect="1"/>
             </wp:cNvGraphicFramePr>
@@ -762,7 +762,7 @@
                   <pic:spPr>
                     <a:xfrm>
                       <a:off x="0" y="0"/>
-                      <a:ext cx="4877481" cy="3743847"/>
+                      <a:ext cx="5487166" cy="4363059"/>
                     </a:xfrm>
                     <a:prstGeom prst="rect">
                       <a:avLst/>
@@ -884,10 +884,10 @@
           <w:szCs w:val="28"/>
         </w:rPr>
         <w:drawing>
-          <wp:inline distT="0" distB="0" distL="0" distR="0" wp14:anchorId="26BB30C3" wp14:editId="7F1B5694">
-            <wp:extent cx="5940425" cy="4652894"/>
-            <wp:effectExtent l="0" t="0" r="3175" b="0"/>
-            <wp:docPr id="7" name="Рисунок 7"/>
+          <wp:inline distT="0" distB="0" distL="0" distR="0" wp14:anchorId="274C1A0A" wp14:editId="7E10CE8F">
+            <wp:extent cx="5706271" cy="4029637"/>
+            <wp:effectExtent l="0" t="0" r="8890" b="9525"/>
+            <wp:docPr id="5" name="Рисунок 5"/>
             <wp:cNvGraphicFramePr>
               <a:graphicFrameLocks xmlns:a="http://schemas.openxmlformats.org/drawingml/2006/main" noChangeAspect="1"/>
             </wp:cNvGraphicFramePr>
@@ -907,7 +907,7 @@
                   <pic:spPr>
                     <a:xfrm>
                       <a:off x="0" y="0"/>
-                      <a:ext cx="5940425" cy="4652894"/>
+                      <a:ext cx="5706271" cy="4029637"/>
                     </a:xfrm>
                     <a:prstGeom prst="rect">
                       <a:avLst/>
@@ -1001,20 +1001,22 @@
         <w:ind w:firstLine="709"/>
         <w:jc w:val="both"/>
         <w:rPr>
-          <w:sz w:val="28"/>
-          <w:szCs w:val="28"/>
-        </w:rPr>
-      </w:pPr>
-      <w:r>
-        <w:rPr>
+          <w:bCs/>
+          <w:sz w:val="28"/>
+          <w:szCs w:val="28"/>
+        </w:rPr>
+      </w:pPr>
+      <w:r>
+        <w:rPr>
+          <w:bCs/>
           <w:sz w:val="28"/>
           <w:szCs w:val="28"/>
         </w:rPr>
         <w:drawing>
-          <wp:inline distT="0" distB="0" distL="0" distR="0" wp14:anchorId="5F7C4F95" wp14:editId="63EFA996">
-            <wp:extent cx="5906324" cy="4315427"/>
-            <wp:effectExtent l="0" t="0" r="0" b="9525"/>
-            <wp:docPr id="9" name="Рисунок 9"/>
+          <wp:inline distT="0" distB="0" distL="0" distR="0" wp14:anchorId="073D491B" wp14:editId="552A3885">
+            <wp:extent cx="5639587" cy="3772426"/>
+            <wp:effectExtent l="0" t="0" r="0" b="0"/>
+            <wp:docPr id="6" name="Рисунок 6"/>
             <wp:cNvGraphicFramePr>
               <a:graphicFrameLocks xmlns:a="http://schemas.openxmlformats.org/drawingml/2006/main" noChangeAspect="1"/>
             </wp:cNvGraphicFramePr>
@@ -1034,7 +1036,7 @@
                   <pic:spPr>
                     <a:xfrm>
                       <a:off x="0" y="0"/>
-                      <a:ext cx="5906324" cy="4315427"/>
+                      <a:ext cx="5639587" cy="3772426"/>
                     </a:xfrm>
                     <a:prstGeom prst="rect">
                       <a:avLst/>
@@ -1046,36 +1048,8 @@
           </wp:inline>
         </w:drawing>
       </w:r>
-    </w:p>
-    <w:p>
-      <w:pPr>
-        <w:spacing w:after="0" w:line="360" w:lineRule="auto"/>
-        <w:ind w:firstLine="709"/>
-        <w:jc w:val="both"/>
-        <w:rPr>
-          <w:rFonts w:ascii="Times New Roman" w:eastAsia="Times New Roman" w:hAnsi="Times New Roman" w:cs="Times New Roman"/>
-          <w:b/>
-          <w:bCs/>
-          <w:sz w:val="28"/>
-          <w:szCs w:val="28"/>
-          <w:lang w:eastAsia="ru-RU"/>
-        </w:rPr>
-      </w:pPr>
       <w:bookmarkStart w:id="0" w:name="_GoBack"/>
       <w:bookmarkEnd w:id="0"/>
-    </w:p>
-    <w:p>
-      <w:pPr>
-        <w:pStyle w:val="a4"/>
-        <w:spacing w:after="0" w:line="360" w:lineRule="auto"/>
-        <w:ind w:left="1429"/>
-        <w:jc w:val="both"/>
-        <w:rPr>
-          <w:bCs/>
-          <w:sz w:val="28"/>
-          <w:szCs w:val="28"/>
-        </w:rPr>
-      </w:pPr>
     </w:p>
     <w:sectPr>
       <w:pgSz w:w="11906" w:h="16838"/>
